--- a/guj/docx/60.content.docx
+++ b/guj/docx/60.content.docx
@@ -1757,6 +1757,88 @@
         <w:rPr>
           <w:lang w:val="gu_IN" w:bidi="gu_IN"/>
         </w:rPr>
+        <w:t>પિતરનો પહેલો પત્ર 1:1 (#2)</w:t>
+      </w:r>
+      <w:r>
+        <w:rPr>
+          <w:lang w:val="gu_IN" w:bidi="gu_IN"/>
+        </w:rPr>
+      </w:r>
+    </w:p>
+    <w:p>
+      <w:pPr/>
+      <w:r>
+        <w:rPr>
+          <w:lang w:val="gu_IN" w:bidi="gu_IN"/>
+        </w:rPr>
+      </w:r>
+      <w:r>
+        <w:rPr>
+          <w:b/>
+          <w:lang w:val="gu_IN" w:bidi="gu_IN"/>
+        </w:rPr>
+        <w:t>"પિતર"</w:t>
+      </w:r>
+    </w:p>
+    <w:p>
+      <w:pPr/>
+      <w:r>
+        <w:rPr>
+          <w:lang w:val="gu_IN" w:bidi="gu_IN"/>
+        </w:rPr>
+      </w:r>
+      <w:r>
+        <w:rPr>
+          <w:b/>
+          <w:lang w:val="gu_IN" w:bidi="gu_IN"/>
+        </w:rPr>
+        <w:t>પિતર</w:t>
+      </w:r>
+      <w:r>
+        <w:rPr>
+          <w:lang w:val="gu_IN" w:bidi="gu_IN"/>
+        </w:rPr>
+        <w:t xml:space="preserve">એક પુરુષનું નામ છે, જે ઈસુનો એક શિષ્ય હતો. 1 પિતરનાં પરિચયનાં ભાગ 1 માં તેના વિષે આપવામાં આવેલ માહિતીને જુઓ. (જુઓ: </w:t>
+      </w:r>
+      <w:r>
+        <w:rPr>
+          <w:lang w:val="gu_IN" w:bidi="gu_IN"/>
+        </w:rPr>
+        <w:t>નામોનો અનુવાદ કેવી રીતે કરવો</w:t>
+      </w:r>
+      <w:r>
+        <w:rPr>
+          <w:lang w:val="gu_IN" w:bidi="gu_IN"/>
+        </w:rPr>
+        <w:t>)</w:t>
+      </w:r>
+      <w:r>
+        <w:rPr>
+          <w:lang w:val="gu_IN" w:bidi="gu_IN"/>
+        </w:rPr>
+      </w:r>
+      <w:r>
+        <w:rPr>
+          <w:lang w:val="gu_IN" w:bidi="gu_IN"/>
+        </w:rPr>
+      </w:r>
+    </w:p>
+    <w:p>
+      <w:pPr/>
+      <w:r>
+        <w:rPr>
+          <w:lang w:val="gu_IN" w:bidi="gu_IN"/>
+        </w:rPr>
+      </w:r>
+    </w:p>
+    <w:p>
+      <w:pPr>
+        <w:pStyle w:val="Heading2"/>
+      </w:pPr>
+      <w:r>
+        <w:rPr>
+          <w:lang w:val="gu_IN" w:bidi="gu_IN"/>
+        </w:rPr>
         <w:t>પિતરનો પહેલો પત્ર 1:2 (#1)</w:t>
       </w:r>
       <w:r>
@@ -29185,6 +29267,101 @@
         <w:rPr>
           <w:lang w:val="gu_IN" w:bidi="gu_IN"/>
         </w:rPr>
+        <w:t>પિતરનો પહેલો પત્ર 3:6 (#1)</w:t>
+      </w:r>
+      <w:r>
+        <w:rPr>
+          <w:lang w:val="gu_IN" w:bidi="gu_IN"/>
+        </w:rPr>
+      </w:r>
+    </w:p>
+    <w:p>
+      <w:pPr/>
+      <w:r>
+        <w:rPr>
+          <w:lang w:val="gu_IN" w:bidi="gu_IN"/>
+        </w:rPr>
+      </w:r>
+      <w:r>
+        <w:rPr>
+          <w:b/>
+          <w:lang w:val="gu_IN" w:bidi="gu_IN"/>
+        </w:rPr>
+        <w:t>"સારા ઈબ્રાહિમને"</w:t>
+      </w:r>
+    </w:p>
+    <w:p>
+      <w:pPr/>
+      <w:r>
+        <w:rPr>
+          <w:lang w:val="gu_IN" w:bidi="gu_IN"/>
+        </w:rPr>
+      </w:r>
+      <w:r>
+        <w:rPr>
+          <w:b/>
+          <w:lang w:val="gu_IN" w:bidi="gu_IN"/>
+        </w:rPr>
+        <w:t>સારા</w:t>
+      </w:r>
+      <w:r>
+        <w:rPr>
+          <w:lang w:val="gu_IN" w:bidi="gu_IN"/>
+        </w:rPr>
+        <w:t xml:space="preserve">એક સ્ત્રીનું નામ છે અને </w:t>
+      </w:r>
+      <w:r>
+        <w:rPr>
+          <w:b/>
+          <w:lang w:val="gu_IN" w:bidi="gu_IN"/>
+        </w:rPr>
+        <w:t>ઇબ્રાહિમ</w:t>
+      </w:r>
+      <w:r>
+        <w:rPr>
+          <w:lang w:val="gu_IN" w:bidi="gu_IN"/>
+        </w:rPr>
+        <w:t xml:space="preserve">તેના પતિનું નામ છે. (જુઓ: </w:t>
+      </w:r>
+      <w:r>
+        <w:rPr>
+          <w:lang w:val="gu_IN" w:bidi="gu_IN"/>
+        </w:rPr>
+        <w:t>નામોનો અનુવાદ કેવી રીતે કરવો</w:t>
+      </w:r>
+      <w:r>
+        <w:rPr>
+          <w:lang w:val="gu_IN" w:bidi="gu_IN"/>
+        </w:rPr>
+        <w:t>)</w:t>
+      </w:r>
+      <w:r>
+        <w:rPr>
+          <w:lang w:val="gu_IN" w:bidi="gu_IN"/>
+        </w:rPr>
+      </w:r>
+      <w:r>
+        <w:rPr>
+          <w:lang w:val="gu_IN" w:bidi="gu_IN"/>
+        </w:rPr>
+      </w:r>
+    </w:p>
+    <w:p>
+      <w:pPr/>
+      <w:r>
+        <w:rPr>
+          <w:lang w:val="gu_IN" w:bidi="gu_IN"/>
+        </w:rPr>
+      </w:r>
+    </w:p>
+    <w:p>
+      <w:pPr>
+        <w:pStyle w:val="Heading2"/>
+      </w:pPr>
+      <w:r>
+        <w:rPr>
+          <w:lang w:val="gu_IN" w:bidi="gu_IN"/>
+        </w:rPr>
         <w:t>પિતરનો પહેલો પત્ર 3:7 (#1)</w:t>
       </w:r>
       <w:r>
@@ -51018,6 +51195,88 @@
           <w:lang w:val="gu_IN" w:bidi="gu_IN"/>
         </w:rPr>
         <w:t>રૂપક</w:t>
+      </w:r>
+      <w:r>
+        <w:rPr>
+          <w:lang w:val="gu_IN" w:bidi="gu_IN"/>
+        </w:rPr>
+        <w:t>)</w:t>
+      </w:r>
+      <w:r>
+        <w:rPr>
+          <w:lang w:val="gu_IN" w:bidi="gu_IN"/>
+        </w:rPr>
+      </w:r>
+      <w:r>
+        <w:rPr>
+          <w:lang w:val="gu_IN" w:bidi="gu_IN"/>
+        </w:rPr>
+      </w:r>
+    </w:p>
+    <w:p>
+      <w:pPr/>
+      <w:r>
+        <w:rPr>
+          <w:lang w:val="gu_IN" w:bidi="gu_IN"/>
+        </w:rPr>
+      </w:r>
+    </w:p>
+    <w:p>
+      <w:pPr>
+        <w:pStyle w:val="Heading2"/>
+      </w:pPr>
+      <w:r>
+        <w:rPr>
+          <w:lang w:val="gu_IN" w:bidi="gu_IN"/>
+        </w:rPr>
+        <w:t>પિતરનો પહેલો પત્ર 5:13 (#6)</w:t>
+      </w:r>
+      <w:r>
+        <w:rPr>
+          <w:lang w:val="gu_IN" w:bidi="gu_IN"/>
+        </w:rPr>
+      </w:r>
+    </w:p>
+    <w:p>
+      <w:pPr/>
+      <w:r>
+        <w:rPr>
+          <w:lang w:val="gu_IN" w:bidi="gu_IN"/>
+        </w:rPr>
+      </w:r>
+      <w:r>
+        <w:rPr>
+          <w:b/>
+          <w:lang w:val="gu_IN" w:bidi="gu_IN"/>
+        </w:rPr>
+        <w:t>"માર્ક"</w:t>
+      </w:r>
+    </w:p>
+    <w:p>
+      <w:pPr/>
+      <w:r>
+        <w:rPr>
+          <w:lang w:val="gu_IN" w:bidi="gu_IN"/>
+        </w:rPr>
+      </w:r>
+      <w:r>
+        <w:rPr>
+          <w:b/>
+          <w:lang w:val="gu_IN" w:bidi="gu_IN"/>
+        </w:rPr>
+        <w:t>માર્ક</w:t>
+      </w:r>
+      <w:r>
+        <w:rPr>
+          <w:lang w:val="gu_IN" w:bidi="gu_IN"/>
+        </w:rPr>
+        <w:t xml:space="preserve"> એક પુરુષનું નામ છે. (જુઓ: </w:t>
+      </w:r>
+      <w:r>
+        <w:rPr>
+          <w:lang w:val="gu_IN" w:bidi="gu_IN"/>
+        </w:rPr>
+        <w:t>નામોનો અનુવાદ કેવી રીતે કરવો</w:t>
       </w:r>
       <w:r>
         <w:rPr>
